--- a/projects/valuepickr-open-screen/docs/Nephrocare Health Services.docx
+++ b/projects/valuepickr-open-screen/docs/Nephrocare Health Services.docx
@@ -232,7 +232,7 @@
         <w:spacing w:after="120" w:before="280"/>
       </w:pPr>
       <w:r>
-        <w:t xml:space="preserve">Ishmohit-Lens Checks (value chain · earnings quality · growth trajectory · management)</w:t>
+        <w:t xml:space="preserve">Guidance &amp; Expectation Gap</w:t>
       </w:r>
     </w:p>
     <w:p>
@@ -247,7 +247,7 @@
           <w:sz w:val="18"/>
           <w:szCs w:val="18"/>
         </w:rPr>
-        <w:t xml:space="preserve">Extra checks drawn from @ishmohit1 / SOIC methodology (playbook/ishmohit-soic-style.md): where the company sits in its value chain and what the supply side is doing, whether a margin/PAT inflection is structural or a cyclical peak, the rate-of-change of growth vs. what the multiple demands, and management quality as a positive attribute.</w:t>
+        <w:t xml:space="preserve">Management guidance decoded into commitments, graded on the expectation → action → operational → commercial → financial ladder, then compared to what the current price appears to assume. Method: playbook/guidance-and-expectation-gap.md.</w:t>
       </w:r>
     </w:p>
     <w:p>
@@ -261,7 +261,7 @@
           <w:sz w:val="20"/>
           <w:szCs w:val="20"/>
         </w:rPr>
-        <w:t xml:space="preserve">Value chain &amp; supply side:</w:t>
+        <w:t xml:space="preserve">Market expectation vs. our path:</w:t>
       </w:r>
     </w:p>
     <w:tbl>
@@ -292,125 +292,287 @@
                 <w:b/>
                 <w:bCs/>
               </w:rPr>
-              <w:t xml:space="preserve">Theme</w:t>
-            </w:r>
-          </w:p>
-        </w:tc>
-        <w:tc>
-          <w:tcPr>
-            <w:tcW w:type="dxa" w:w="5800"/>
-          </w:tcPr>
-          <w:p>
-            <w:r>
-              <w:t xml:space="preserve">Dialysis / chronic renal care services</w:t>
-            </w:r>
-          </w:p>
-        </w:tc>
-      </w:tr>
-      <w:tr>
-        <w:tc>
-          <w:tcPr>
-            <w:tcW w:type="dxa" w:w="3200"/>
-            <w:shd w:fill="F2F2F2" w:val="clear"/>
-          </w:tcPr>
-          <w:p>
-            <w:r>
-              <w:rPr>
-                <w:b/>
-                <w:bCs/>
-              </w:rPr>
-              <w:t xml:space="preserve">This company's position</w:t>
-            </w:r>
-          </w:p>
-        </w:tc>
-        <w:tc>
-          <w:tcPr>
-            <w:tcW w:type="dxa" w:w="5800"/>
-          </w:tcPr>
-          <w:p>
-            <w:r>
-              <w:t xml:space="preserve">Largest organised dialysis-network operator; scale buyer of consumables/machines, PPP counterparty to state health systems</w:t>
-            </w:r>
-          </w:p>
-        </w:tc>
-      </w:tr>
-      <w:tr>
-        <w:tc>
-          <w:tcPr>
-            <w:tcW w:type="dxa" w:w="3200"/>
-            <w:shd w:fill="F2F2F2" w:val="clear"/>
-          </w:tcPr>
-          <w:p>
-            <w:r>
-              <w:rPr>
-                <w:b/>
-                <w:bCs/>
-              </w:rPr>
-              <w:t xml:space="preserve">Bottleneck node (pricing power)</w:t>
-            </w:r>
-          </w:p>
-        </w:tc>
-        <w:tc>
-          <w:tcPr>
-            <w:tcW w:type="dxa" w:w="5800"/>
-          </w:tcPr>
-          <w:p>
-            <w:r>
-              <w:t xml:space="preserve">Trained nephrology/dialysis technician staffing and centre density in tier-2/3 towns</w:t>
-            </w:r>
-          </w:p>
-        </w:tc>
-      </w:tr>
-      <w:tr>
-        <w:tc>
-          <w:tcPr>
-            <w:tcW w:type="dxa" w:w="3200"/>
-            <w:shd w:fill="F2F2F2" w:val="clear"/>
-          </w:tcPr>
-          <w:p>
-            <w:r>
-              <w:rPr>
-                <w:b/>
-                <w:bCs/>
-              </w:rPr>
-              <w:t xml:space="preserve">Supply-side status</w:t>
-            </w:r>
-          </w:p>
-        </w:tc>
-        <w:tc>
-          <w:tcPr>
-            <w:tcW w:type="dxa" w:w="5800"/>
-          </w:tcPr>
-          <w:p>
-            <w:r>
-              <w:t xml:space="preserve">adding</w:t>
-            </w:r>
-          </w:p>
-        </w:tc>
-      </w:tr>
-      <w:tr>
-        <w:tc>
-          <w:tcPr>
-            <w:tcW w:type="dxa" w:w="3200"/>
-            <w:shd w:fill="F2F2F2" w:val="clear"/>
-          </w:tcPr>
-          <w:p>
-            <w:r>
-              <w:rPr>
-                <w:b/>
-                <w:bCs/>
-              </w:rPr>
-              <w:t xml:space="preserve">Adjacent-node peers</w:t>
-            </w:r>
-          </w:p>
-        </w:tc>
-        <w:tc>
-          <w:tcPr>
-            <w:tcW w:type="dxa" w:w="5800"/>
-          </w:tcPr>
-          <w:p>
-            <w:r>
-              <w:t xml:space="preserve">DaVita (global), Fresenius Medical Care (global), Apex Kidney Care, hospital-chain dialysis units</w:t>
+              <w:t xml:space="preserve">As of</w:t>
+            </w:r>
+          </w:p>
+        </w:tc>
+        <w:tc>
+          <w:tcPr>
+            <w:tcW w:type="dxa" w:w="5800"/>
+          </w:tcPr>
+          <w:p>
+            <w:r>
+              <w:t xml:space="preserve">2026-09-09</w:t>
+            </w:r>
+          </w:p>
+        </w:tc>
+      </w:tr>
+      <w:tr>
+        <w:tc>
+          <w:tcPr>
+            <w:tcW w:type="dxa" w:w="3200"/>
+            <w:shd w:fill="F2F2F2" w:val="clear"/>
+          </w:tcPr>
+          <w:p>
+            <w:r>
+              <w:rPr>
+                <w:b/>
+                <w:bCs/>
+              </w:rPr>
+              <w:t xml:space="preserve">Price / multiple</w:t>
+            </w:r>
+          </w:p>
+        </w:tc>
+        <w:tc>
+          <w:tcPr>
+            <w:tcW w:type="dxa" w:w="5800"/>
+          </w:tcPr>
+          <w:p>
+            <w:r>
+              <w:t xml:space="preserve">Rs 733 · 86.8x P/E</w:t>
+            </w:r>
+          </w:p>
+        </w:tc>
+      </w:tr>
+      <w:tr>
+        <w:tc>
+          <w:tcPr>
+            <w:tcW w:type="dxa" w:w="3200"/>
+            <w:shd w:fill="F2F2F2" w:val="clear"/>
+          </w:tcPr>
+          <w:p>
+            <w:r>
+              <w:rPr>
+                <w:b/>
+                <w:bCs/>
+              </w:rPr>
+              <w:t xml:space="preserve">Right valuation lens</w:t>
+            </w:r>
+          </w:p>
+        </w:tc>
+        <w:tc>
+          <w:tcPr>
+            <w:tcW w:type="dxa" w:w="5800"/>
+          </w:tcPr>
+          <w:p>
+            <w:r>
+              <w:t xml:space="preserve">P/E</w:t>
+            </w:r>
+          </w:p>
+        </w:tc>
+      </w:tr>
+      <w:tr>
+        <w:tc>
+          <w:tcPr>
+            <w:tcW w:type="dxa" w:w="3200"/>
+            <w:shd w:fill="F2F2F2" w:val="clear"/>
+          </w:tcPr>
+          <w:p>
+            <w:r>
+              <w:rPr>
+                <w:b/>
+                <w:bCs/>
+              </w:rPr>
+              <w:t xml:space="preserve">Price implies</w:t>
+            </w:r>
+          </w:p>
+        </w:tc>
+        <w:tc>
+          <w:tcPr>
+            <w:tcW w:type="dxa" w:w="5800"/>
+          </w:tcPr>
+          <w:p>
+            <w:r>
+              <w:t xml:space="preserve">~87x TTM implies the market needs ~40%+ EPS CAGR FY26-28 at a 30-35x exit - it is pricing years of 30%+ revenue compounding plus operating leverage</w:t>
+            </w:r>
+          </w:p>
+        </w:tc>
+      </w:tr>
+      <w:tr>
+        <w:tc>
+          <w:tcPr>
+            <w:tcW w:type="dxa" w:w="3200"/>
+            <w:shd w:fill="F2F2F2" w:val="clear"/>
+          </w:tcPr>
+          <w:p>
+            <w:r>
+              <w:rPr>
+                <w:b/>
+                <w:bCs/>
+              </w:rPr>
+              <w:t xml:space="preserve">Our FY27</w:t>
+            </w:r>
+          </w:p>
+        </w:tc>
+        <w:tc>
+          <w:tcPr>
+            <w:tcW w:type="dxa" w:w="5800"/>
+          </w:tcPr>
+          <w:p>
+            <w:r>
+              <w:t xml:space="preserve">revenue +28-32% on centre roll-out, OPM creeping to 24-25%, PAT growing faster on leverage off a small base</w:t>
+            </w:r>
+          </w:p>
+        </w:tc>
+      </w:tr>
+      <w:tr>
+        <w:tc>
+          <w:tcPr>
+            <w:tcW w:type="dxa" w:w="3200"/>
+            <w:shd w:fill="F2F2F2" w:val="clear"/>
+          </w:tcPr>
+          <w:p>
+            <w:r>
+              <w:rPr>
+                <w:b/>
+                <w:bCs/>
+              </w:rPr>
+              <w:t xml:space="preserve">Our FY28</w:t>
+            </w:r>
+          </w:p>
+        </w:tc>
+        <w:tc>
+          <w:tcPr>
+            <w:tcW w:type="dxa" w:w="5800"/>
+          </w:tcPr>
+          <w:p>
+            <w:r>
+              <w:t xml:space="preserve">structural CKD tailwind intact; ROE still modest and centre-expansion capex keeps FCF negative</w:t>
+            </w:r>
+          </w:p>
+        </w:tc>
+      </w:tr>
+      <w:tr>
+        <w:tc>
+          <w:tcPr>
+            <w:tcW w:type="dxa" w:w="3200"/>
+            <w:shd w:fill="F2F2F2" w:val="clear"/>
+          </w:tcPr>
+          <w:p>
+            <w:r>
+              <w:rPr>
+                <w:b/>
+                <w:bCs/>
+              </w:rPr>
+              <w:t xml:space="preserve">Gap direction</w:t>
+            </w:r>
+          </w:p>
+        </w:tc>
+        <w:tc>
+          <w:tcPr>
+            <w:tcW w:type="dxa" w:w="5800"/>
+          </w:tcPr>
+          <w:p>
+            <w:r>
+              <w:t xml:space="preserve">priced-in</w:t>
+            </w:r>
+          </w:p>
+        </w:tc>
+      </w:tr>
+      <w:tr>
+        <w:tc>
+          <w:tcPr>
+            <w:tcW w:type="dxa" w:w="3200"/>
+            <w:shd w:fill="F2F2F2" w:val="clear"/>
+          </w:tcPr>
+          <w:p>
+            <w:r>
+              <w:rPr>
+                <w:b/>
+                <w:bCs/>
+              </w:rPr>
+              <w:t xml:space="preserve">Gap type</w:t>
+            </w:r>
+          </w:p>
+        </w:tc>
+        <w:tc>
+          <w:tcPr>
+            <w:tcW w:type="dxa" w:w="5800"/>
+          </w:tcPr>
+          <w:p>
+            <w:r>
+              <w:t xml:space="preserve">duration</w:t>
+            </w:r>
+          </w:p>
+        </w:tc>
+      </w:tr>
+      <w:tr>
+        <w:tc>
+          <w:tcPr>
+            <w:tcW w:type="dxa" w:w="3200"/>
+            <w:shd w:fill="F2F2F2" w:val="clear"/>
+          </w:tcPr>
+          <w:p>
+            <w:r>
+              <w:rPr>
+                <w:b/>
+                <w:bCs/>
+              </w:rPr>
+              <w:t xml:space="preserve">Gap magnitude</w:t>
+            </w:r>
+          </w:p>
+        </w:tc>
+        <w:tc>
+          <w:tcPr>
+            <w:tcW w:type="dxa" w:w="5800"/>
+          </w:tcPr>
+          <w:p>
+            <w:r>
+              <w:t xml:space="preserve">not estimable</w:t>
+            </w:r>
+          </w:p>
+        </w:tc>
+      </w:tr>
+      <w:tr>
+        <w:tc>
+          <w:tcPr>
+            <w:tcW w:type="dxa" w:w="3200"/>
+            <w:shd w:fill="F2F2F2" w:val="clear"/>
+          </w:tcPr>
+          <w:p>
+            <w:r>
+              <w:rPr>
+                <w:b/>
+                <w:bCs/>
+              </w:rPr>
+              <w:t xml:space="preserve">Gap basis</w:t>
+            </w:r>
+          </w:p>
+        </w:tc>
+        <w:tc>
+          <w:tcPr>
+            <w:tcW w:type="dxa" w:w="5800"/>
+          </w:tcPr>
+          <w:p>
+            <w:r>
+              <w:t xml:space="preserve">at 87x with ROE only ~9-12% and FY26 capex 3x operating cash flow, the durable 30%+ compounding is already fully in the price</w:t>
+            </w:r>
+          </w:p>
+        </w:tc>
+      </w:tr>
+      <w:tr>
+        <w:tc>
+          <w:tcPr>
+            <w:tcW w:type="dxa" w:w="3200"/>
+            <w:shd w:fill="F2F2F2" w:val="clear"/>
+          </w:tcPr>
+          <w:p>
+            <w:r>
+              <w:rPr>
+                <w:b/>
+                <w:bCs/>
+              </w:rPr>
+              <w:t xml:space="preserve">Evidence quality</w:t>
+            </w:r>
+          </w:p>
+        </w:tc>
+        <w:tc>
+          <w:tcPr>
+            <w:tcW w:type="dxa" w:w="5800"/>
+          </w:tcPr>
+          <w:p>
+            <w:r>
+              <w:t xml:space="preserve">weak</w:t>
             </w:r>
           </w:p>
         </w:tc>
@@ -422,11 +584,443 @@
       </w:pPr>
       <w:r>
         <w:rPr>
+          <w:i/>
+          <w:iCs/>
+          <w:color w:val="666666"/>
+          <w:sz w:val="16"/>
+          <w:szCs w:val="16"/>
+        </w:rPr>
+        <w:t xml:space="preserve">no broker consensus; implied path is a reverse-P/E estimate + screener.in forward figures + VP thread view</w:t>
+      </w:r>
+    </w:p>
+    <w:p>
+      <w:pPr>
+        <w:pStyle w:val="Heading1"/>
+        <w:spacing w:after="120" w:before="280"/>
+      </w:pPr>
+      <w:r>
+        <w:t xml:space="preserve">Ishmohit-Lens Checks (value chain · earnings quality · growth trajectory · management · quality metrics · track record · global-signal check)</w:t>
+      </w:r>
+    </w:p>
+    <w:p>
+      <w:pPr>
+        <w:spacing w:after="120"/>
+      </w:pPr>
+      <w:r>
+        <w:rPr>
+          <w:i/>
+          <w:iCs/>
           <w:color w:val="666666"/>
           <w:sz w:val="18"/>
           <w:szCs w:val="18"/>
         </w:rPr>
+        <w:t xml:space="preserve">Extra checks drawn from @ishmohit1 / SOIC methodology (playbook/ishmohit-soic-style.md): where the company sits in its value chain and what the supply side is doing, whether a margin/PAT inflection is structural or a cyclical peak, the rate-of-change of growth vs. what the multiple demands, and management quality as a positive attribute.</w:t>
+      </w:r>
+    </w:p>
+    <w:p>
+      <w:pPr>
+        <w:spacing w:after="120"/>
+      </w:pPr>
+      <w:r>
+        <w:rPr>
+          <w:b/>
+          <w:bCs/>
+          <w:sz w:val="20"/>
+          <w:szCs w:val="20"/>
+        </w:rPr>
+        <w:t xml:space="preserve">Value chain &amp; supply side:</w:t>
+      </w:r>
+    </w:p>
+    <w:tbl>
+      <w:tblPr>
+        <w:tblW w:type="dxa" w:w="9000"/>
+        <w:tblBorders>
+          <w:top w:val="single" w:color="auto" w:sz="4"/>
+          <w:left w:val="single" w:color="auto" w:sz="4"/>
+          <w:bottom w:val="single" w:color="auto" w:sz="4"/>
+          <w:right w:val="single" w:color="auto" w:sz="4"/>
+          <w:insideH w:val="single" w:color="auto" w:sz="4"/>
+          <w:insideV w:val="single" w:color="auto" w:sz="4"/>
+        </w:tblBorders>
+      </w:tblPr>
+      <w:tblGrid>
+        <w:gridCol w:w="3200"/>
+        <w:gridCol w:w="5800"/>
+      </w:tblGrid>
+      <w:tr>
+        <w:tc>
+          <w:tcPr>
+            <w:tcW w:type="dxa" w:w="3200"/>
+            <w:shd w:fill="F2F2F2" w:val="clear"/>
+          </w:tcPr>
+          <w:p>
+            <w:r>
+              <w:rPr>
+                <w:b/>
+                <w:bCs/>
+              </w:rPr>
+              <w:t xml:space="preserve">Theme</w:t>
+            </w:r>
+          </w:p>
+        </w:tc>
+        <w:tc>
+          <w:tcPr>
+            <w:tcW w:type="dxa" w:w="5800"/>
+          </w:tcPr>
+          <w:p>
+            <w:r>
+              <w:t xml:space="preserve">Dialysis / chronic renal care services</w:t>
+            </w:r>
+          </w:p>
+        </w:tc>
+      </w:tr>
+      <w:tr>
+        <w:tc>
+          <w:tcPr>
+            <w:tcW w:type="dxa" w:w="3200"/>
+            <w:shd w:fill="F2F2F2" w:val="clear"/>
+          </w:tcPr>
+          <w:p>
+            <w:r>
+              <w:rPr>
+                <w:b/>
+                <w:bCs/>
+              </w:rPr>
+              <w:t xml:space="preserve">This company's position</w:t>
+            </w:r>
+          </w:p>
+        </w:tc>
+        <w:tc>
+          <w:tcPr>
+            <w:tcW w:type="dxa" w:w="5800"/>
+          </w:tcPr>
+          <w:p>
+            <w:r>
+              <w:t xml:space="preserve">Largest organised dialysis-network operator; scale buyer of consumables/machines, PPP counterparty to state health systems</w:t>
+            </w:r>
+          </w:p>
+        </w:tc>
+      </w:tr>
+      <w:tr>
+        <w:tc>
+          <w:tcPr>
+            <w:tcW w:type="dxa" w:w="3200"/>
+            <w:shd w:fill="F2F2F2" w:val="clear"/>
+          </w:tcPr>
+          <w:p>
+            <w:r>
+              <w:rPr>
+                <w:b/>
+                <w:bCs/>
+              </w:rPr>
+              <w:t xml:space="preserve">Bottleneck node (pricing power)</w:t>
+            </w:r>
+          </w:p>
+        </w:tc>
+        <w:tc>
+          <w:tcPr>
+            <w:tcW w:type="dxa" w:w="5800"/>
+          </w:tcPr>
+          <w:p>
+            <w:r>
+              <w:t xml:space="preserve">Trained nephrology/dialysis technician staffing and centre density in tier-2/3 towns</w:t>
+            </w:r>
+          </w:p>
+        </w:tc>
+      </w:tr>
+      <w:tr>
+        <w:tc>
+          <w:tcPr>
+            <w:tcW w:type="dxa" w:w="3200"/>
+            <w:shd w:fill="F2F2F2" w:val="clear"/>
+          </w:tcPr>
+          <w:p>
+            <w:r>
+              <w:rPr>
+                <w:b/>
+                <w:bCs/>
+              </w:rPr>
+              <w:t xml:space="preserve">Supply-side status</w:t>
+            </w:r>
+          </w:p>
+        </w:tc>
+        <w:tc>
+          <w:tcPr>
+            <w:tcW w:type="dxa" w:w="5800"/>
+          </w:tcPr>
+          <w:p>
+            <w:r>
+              <w:t xml:space="preserve">adding</w:t>
+            </w:r>
+          </w:p>
+        </w:tc>
+      </w:tr>
+      <w:tr>
+        <w:tc>
+          <w:tcPr>
+            <w:tcW w:type="dxa" w:w="3200"/>
+            <w:shd w:fill="F2F2F2" w:val="clear"/>
+          </w:tcPr>
+          <w:p>
+            <w:r>
+              <w:rPr>
+                <w:b/>
+                <w:bCs/>
+              </w:rPr>
+              <w:t xml:space="preserve">Adjacent-node peers</w:t>
+            </w:r>
+          </w:p>
+        </w:tc>
+        <w:tc>
+          <w:tcPr>
+            <w:tcW w:type="dxa" w:w="5800"/>
+          </w:tcPr>
+          <w:p>
+            <w:r>
+              <w:t xml:space="preserve">DaVita (global), Fresenius Medical Care (global), Apex Kidney Care, hospital-chain dialysis units</w:t>
+            </w:r>
+          </w:p>
+        </w:tc>
+      </w:tr>
+    </w:tbl>
+    <w:p>
+      <w:pPr>
+        <w:spacing w:after="120"/>
+      </w:pPr>
+      <w:r>
+        <w:rPr>
+          <w:color w:val="666666"/>
+          <w:sz w:val="18"/>
+          <w:szCs w:val="18"/>
+        </w:rPr>
         <w:t xml:space="preserve">Consolidation play in a fragmented service segment; moat is network density + payer relationships, not technology.</w:t>
+      </w:r>
+    </w:p>
+    <w:p>
+      <w:pPr>
+        <w:spacing w:after="120"/>
+      </w:pPr>
+      <w:r>
+        <w:rPr>
+          <w:b/>
+          <w:bCs/>
+          <w:sz w:val="20"/>
+          <w:szCs w:val="20"/>
+        </w:rPr>
+        <w:t xml:space="preserve">Quality metrics (ROCE · debt · FCF · margin · capex):</w:t>
+      </w:r>
+    </w:p>
+    <w:tbl>
+      <w:tblPr>
+        <w:tblW w:type="dxa" w:w="9000"/>
+        <w:tblBorders>
+          <w:top w:val="single" w:color="auto" w:sz="4"/>
+          <w:left w:val="single" w:color="auto" w:sz="4"/>
+          <w:bottom w:val="single" w:color="auto" w:sz="4"/>
+          <w:right w:val="single" w:color="auto" w:sz="4"/>
+          <w:insideH w:val="single" w:color="auto" w:sz="4"/>
+          <w:insideV w:val="single" w:color="auto" w:sz="4"/>
+        </w:tblBorders>
+      </w:tblPr>
+      <w:tblGrid>
+        <w:gridCol w:w="3200"/>
+        <w:gridCol w:w="5800"/>
+      </w:tblGrid>
+      <w:tr>
+        <w:tc>
+          <w:tcPr>
+            <w:tcW w:type="dxa" w:w="3200"/>
+            <w:shd w:fill="F2F2F2" w:val="clear"/>
+          </w:tcPr>
+          <w:p>
+            <w:r>
+              <w:rPr>
+                <w:b/>
+                <w:bCs/>
+              </w:rPr>
+              <w:t xml:space="preserve">Assessment</w:t>
+            </w:r>
+          </w:p>
+        </w:tc>
+        <w:tc>
+          <w:tcPr>
+            <w:tcW w:type="dxa" w:w="5800"/>
+          </w:tcPr>
+          <w:p>
+            <w:r>
+              <w:t xml:space="preserve">neutral</w:t>
+            </w:r>
+          </w:p>
+        </w:tc>
+      </w:tr>
+      <w:tr>
+        <w:tc>
+          <w:tcPr>
+            <w:tcW w:type="dxa" w:w="3200"/>
+            <w:shd w:fill="F2F2F2" w:val="clear"/>
+          </w:tcPr>
+          <w:p>
+            <w:r>
+              <w:rPr>
+                <w:b/>
+                <w:bCs/>
+              </w:rPr>
+              <w:t xml:space="preserve">ROCE</w:t>
+            </w:r>
+          </w:p>
+        </w:tc>
+        <w:tc>
+          <w:tcPr>
+            <w:tcW w:type="dxa" w:w="5800"/>
+          </w:tcPr>
+          <w:p>
+            <w:r>
+              <w:t xml:space="preserve">15% (improving)</w:t>
+            </w:r>
+          </w:p>
+        </w:tc>
+      </w:tr>
+      <w:tr>
+        <w:tc>
+          <w:tcPr>
+            <w:tcW w:type="dxa" w:w="3200"/>
+            <w:shd w:fill="F2F2F2" w:val="clear"/>
+          </w:tcPr>
+          <w:p>
+            <w:r>
+              <w:rPr>
+                <w:b/>
+                <w:bCs/>
+              </w:rPr>
+              <w:t xml:space="preserve">Leverage</w:t>
+            </w:r>
+          </w:p>
+        </w:tc>
+        <w:tc>
+          <w:tcPr>
+            <w:tcW w:type="dxa" w:w="5800"/>
+          </w:tcPr>
+          <w:p>
+            <w:r>
+              <w:t xml:space="preserve">Net debt/EBITDA -1x</w:t>
+            </w:r>
+          </w:p>
+        </w:tc>
+      </w:tr>
+      <w:tr>
+        <w:tc>
+          <w:tcPr>
+            <w:tcW w:type="dxa" w:w="3200"/>
+            <w:shd w:fill="F2F2F2" w:val="clear"/>
+          </w:tcPr>
+          <w:p>
+            <w:r>
+              <w:rPr>
+                <w:b/>
+                <w:bCs/>
+              </w:rPr>
+              <w:t xml:space="preserve">FCF conversion</w:t>
+            </w:r>
+          </w:p>
+        </w:tc>
+        <w:tc>
+          <w:tcPr>
+            <w:tcW w:type="dxa" w:w="5800"/>
+          </w:tcPr>
+          <w:p>
+            <w:r>
+              <w:t xml:space="preserve">-26%</w:t>
+            </w:r>
+          </w:p>
+        </w:tc>
+      </w:tr>
+      <w:tr>
+        <w:tc>
+          <w:tcPr>
+            <w:tcW w:type="dxa" w:w="3200"/>
+            <w:shd w:fill="F2F2F2" w:val="clear"/>
+          </w:tcPr>
+          <w:p>
+            <w:r>
+              <w:rPr>
+                <w:b/>
+                <w:bCs/>
+              </w:rPr>
+              <w:t xml:space="preserve">Margin trend</w:t>
+            </w:r>
+          </w:p>
+        </w:tc>
+        <w:tc>
+          <w:tcPr>
+            <w:tcW w:type="dxa" w:w="5800"/>
+          </w:tcPr>
+          <w:p>
+            <w:r>
+              <w:t xml:space="preserve">expanding</w:t>
+            </w:r>
+          </w:p>
+        </w:tc>
+      </w:tr>
+      <w:tr>
+        <w:tc>
+          <w:tcPr>
+            <w:tcW w:type="dxa" w:w="3200"/>
+            <w:shd w:fill="F2F2F2" w:val="clear"/>
+          </w:tcPr>
+          <w:p>
+            <w:r>
+              <w:rPr>
+                <w:b/>
+                <w:bCs/>
+              </w:rPr>
+              <w:t xml:space="preserve">Capex efficiency</w:t>
+            </w:r>
+          </w:p>
+        </w:tc>
+        <w:tc>
+          <w:tcPr>
+            <w:tcW w:type="dxa" w:w="5800"/>
+          </w:tcPr>
+          <w:p>
+            <w:r>
+              <w:t xml:space="preserve">neutral</w:t>
+            </w:r>
+          </w:p>
+        </w:tc>
+      </w:tr>
+    </w:tbl>
+    <w:p>
+      <w:pPr>
+        <w:spacing w:after="60" w:before="120"/>
+      </w:pPr>
+      <w:r>
+        <w:rPr>
+          <w:b/>
+          <w:bCs/>
+          <w:sz w:val="20"/>
+          <w:szCs w:val="20"/>
+        </w:rPr>
+        <w:t xml:space="preserve">Track record (Coffee Can persistence check): </w:t>
+      </w:r>
+      <w:r>
+        <w:rPr>
+          <w:sz w:val="20"/>
+          <w:szCs w:val="20"/>
+        </w:rPr>
+        <w:t xml:space="preserve">cleared revenue growth ≥10% AND ROCE ≥15% in 1 of the last 4 years (consistency_score 25)</w:t>
+      </w:r>
+    </w:p>
+    <w:p>
+      <w:pPr>
+        <w:spacing w:after="120"/>
+      </w:pPr>
+      <w:r>
+        <w:rPr>
+          <w:color w:val="666666"/>
+          <w:sz w:val="18"/>
+          <w:szCs w:val="18"/>
+        </w:rPr>
+        <w:t xml:space="preserve">Of FY22-FY25 (both metrics verifiable), only FY25 (+33.6%/15%) cleared. FY22-24 revenue grew 11-37% but ROCE was -4% to 14% as dialysis-centre utilisation matured; FY26 ROCE not yet disclosed.</w:t>
       </w:r>
     </w:p>
     <w:p>
@@ -663,6 +1257,34 @@
           <w:szCs w:val="24"/>
         </w:rPr>
         <w:t xml:space="preserve">neither</w:t>
+      </w:r>
+    </w:p>
+    <w:p>
+      <w:pPr>
+        <w:spacing w:after="120"/>
+      </w:pPr>
+      <w:r>
+        <w:rPr>
+          <w:color w:val="666666"/>
+          <w:sz w:val="20"/>
+          <w:szCs w:val="20"/>
+        </w:rPr>
+        <w:t xml:space="preserve">4-box gate — tailwind: yes · TAM: no · moat: yes · valuation: weak  (score 2.5 / 4)</w:t>
+      </w:r>
+    </w:p>
+    <w:p>
+      <w:pPr>
+        <w:spacing w:after="120"/>
+      </w:pPr>
+      <w:r>
+        <w:rPr>
+          <w:i/>
+          <w:iCs/>
+          <w:color w:val="666666"/>
+          <w:sz w:val="20"/>
+          <w:szCs w:val="20"/>
+        </w:rPr>
+        <w:t xml:space="preserve">value_chain: consolidation play, moat is network density+payer relationships (yes); verdict explicit Rs7,000cr size makes 10x/100x implausible (tam=no).</w:t>
       </w:r>
     </w:p>
     <w:p>
